--- a/02_Assignments/hw2_orca/03_report_word/HW2_Ex2_theory_solvent_effects.docx
+++ b/02_Assignments/hw2_orca/03_report_word/HW2_Ex2_theory_solvent_effects.docx
@@ -20,29 +20,17 @@
     </w:p>
     <w:p>
       <w:r>
-        <w:t>The water calculations of Exercise 1 used the conductor-like polarizable continuum model, CPCM(Water). It is an implicit solvent model: no water molecules are present. The solvent is replaced by a homogeneous, polarizable dielectric with the macroscopic constants of water, ε = 80.4 and refractive index n = 1.33.</w:t>
+        <w:t>The water calculations in Exercise 1 used the conductor-like polarizable continuum model, CPCM(Water). This is an implicit model: there are no water molecules in the calculation. Instead, the molecule is placed in a cavity inside a uniform dielectric that has the bulk properties of water, ε = 80.4 and refractive index n = 1.33.</w:t>
       </w:r>
     </w:p>
     <w:p>
       <w:r>
-        <w:rPr>
-          <w:b/>
-        </w:rPr>
-        <w:t xml:space="preserve">Cavity. </w:t>
-      </w:r>
-      <w:r>
-        <w:t>The molecule sits in a cavity of molecular shape built from overlapping atomic spheres. By default ORCA 5 uses a van der Waals type surface with sphere radii 1.2 times the atomic van der Waals radii (C 1.70, H 1.10, O 1.52, Cl 1.75 Å); for 2-chlorophenol this gives C 2.04, H 1.32, O 1.824 and Cl 2.1 Å. The surface is discretised on Lebedev points (755 points here), and each point carries one surface charge.</w:t>
+        <w:t>The cavity is built from overlapping spheres on the atoms. ORCA 5 takes 1.2 times the van der Waals radius of each element (C 1.70, H 1.10, O 1.52, Cl 1.75 Å), which gives C 2.04, H 1.32, O 1.824 and Cl 2.1 Å for 2-chlorophenol. The cavity surface is divided into small elements, 755 Lebedev points in this case, and each element carries one charge.</w:t>
       </w:r>
     </w:p>
     <w:p>
       <w:r>
-        <w:rPr>
-          <w:b/>
-        </w:rPr>
-        <w:t xml:space="preserve">Apparent surface charges. </w:t>
-      </w:r>
-      <w:r>
-        <w:t>The charge distribution of the solute polarises the dielectric, and this polarisation is represented by charges q</w:t>
+        <w:t>These surface charges q</w:t>
       </w:r>
       <w:r>
         <w:rPr>
@@ -51,7 +39,7 @@
         <w:t>i</w:t>
       </w:r>
       <w:r>
-        <w:t xml:space="preserve"> on the cavity surface. For a perfect conductor (ε → ∞) the total electrostatic potential on the surface must vanish, V(r</w:t>
+        <w:t xml:space="preserve"> represent the polarisation of the solvent by the solute. If the surrounding medium were a perfect conductor (ε → ∞), the total electrostatic potential on the surface would be zero. Written for all surface points this gives the linear equations A q = −V, where V</w:t>
       </w:r>
       <w:r>
         <w:rPr>
@@ -60,54 +48,12 @@
         <w:t>i</w:t>
       </w:r>
       <w:r>
-        <w:t>) + Σ</w:t>
-      </w:r>
-      <w:r>
-        <w:rPr>
-          <w:vertAlign w:val="subscript"/>
-        </w:rPr>
-        <w:t>j</w:t>
-      </w:r>
-      <w:r>
-        <w:t xml:space="preserve"> V</w:t>
-      </w:r>
-      <w:r>
-        <w:rPr>
-          <w:vertAlign w:val="subscript"/>
-        </w:rPr>
-        <w:t>q,j</w:t>
-      </w:r>
-      <w:r>
-        <w:t>(r</w:t>
-      </w:r>
-      <w:r>
-        <w:rPr>
-          <w:vertAlign w:val="subscript"/>
-        </w:rPr>
-        <w:t>i</w:t>
-      </w:r>
-      <w:r>
-        <w:t>) = 0, which in matrix form is A q = −V: V</w:t>
-      </w:r>
-      <w:r>
-        <w:rPr>
-          <w:vertAlign w:val="subscript"/>
-        </w:rPr>
-        <w:t>i</w:t>
-      </w:r>
-      <w:r>
-        <w:t xml:space="preserve"> is the potential of the solute (electrons and nuclei) at point i and A is the Coulomb interaction matrix between the surface charges. For a real dielectric the conductor charges are scaled down, A q = −f(ε) V with f(ε) = (ε − 1)/(ε + x). CPCM uses x = 0, so f = 0.9876 for water; x = 0.5 would give the COSMO variant.</w:t>
+        <w:t xml:space="preserve"> is the potential of the solute (electrons and nuclei) at point i and A contains the Coulomb interactions between the surface charges. Water is not a conductor, so the charges are scaled by f(ε) = (ε − 1)/(ε + x): A q = −f(ε) V. CPCM uses x = 0 (f = 0.9876 for water), while the original COSMO model uses x = 0.5.</w:t>
       </w:r>
     </w:p>
     <w:p>
       <w:r>
-        <w:rPr>
-          <w:b/>
-        </w:rPr>
-        <w:t xml:space="preserve">Gaussian charges. </w:t>
-      </w:r>
-      <w:r>
-        <w:t>ORCA 5 smears each surface charge into a spherical Gaussian instead of using a point charge, so that A</w:t>
+        <w:t>In ORCA 5 each surface charge is a small Gaussian rather than a point charge, A</w:t>
       </w:r>
       <w:r>
         <w:rPr>
@@ -179,7 +125,7 @@
         <w:t>ij</w:t>
       </w:r>
       <w:r>
-        <w:t>. The switching function F</w:t>
+        <w:t>, where the switching function F</w:t>
       </w:r>
       <w:r>
         <w:rPr>
@@ -188,18 +134,12 @@
         <w:t>i</w:t>
       </w:r>
       <w:r>
-        <w:t xml:space="preserve"> smoothly removes charges that move inside a neighbouring sphere. With point charges, surface points appear and disappear as the atoms move, and the energy jumps; with Gaussian charges the energy and its derivatives are continuous. This is what makes the analytic gradients and Hessians usable, and both were needed for the Opt and Freq runs in water.</w:t>
+        <w:t xml:space="preserve"> gradually removes a charge when it moves into a neighbouring sphere. With point charges, surface points would appear and disappear as the atoms move and the energy would jump. The Gaussian charges keep the energy and its derivatives smooth, which is needed for the analytic gradients and Hessians used in the Opt and Freq runs.</w:t>
       </w:r>
     </w:p>
     <w:p>
       <w:r>
-        <w:rPr>
-          <w:b/>
-        </w:rPr>
-        <w:t xml:space="preserve">Self-consistent reaction field. </w:t>
-      </w:r>
-      <w:r>
-        <w:t>The surface charges add a potential V</w:t>
+        <w:t>The surface charges and the electron density depend on each other, so they are solved together in the SCF (self-consistent reaction field). In each iteration the potential of the charges, V</w:t>
       </w:r>
       <w:r>
         <w:rPr>
@@ -235,7 +175,7 @@
         <w:t>i</w:t>
       </w:r>
       <w:r>
-        <w:t>| (with Gaussian smearing) to the one-electron part of the Kohn–Sham operator. The charges depend on the density and the density depends on the charges, so both are updated in every SCF iteration until they are converged together. The SCF minimises the free energy G = ⟨Ψ|Ĥ</w:t>
+        <w:t>|, is added to the one-electron part of the Kohn–Sham operator, the new density gives new charges, and this is repeated until both are converged. The quantity minimised is the free energy G = ⟨Ψ|Ĥ</w:t>
       </w:r>
       <w:r>
         <w:rPr>
@@ -244,18 +184,12 @@
         <w:t>0</w:t>
       </w:r>
       <w:r>
-        <w:t>|Ψ⟩ + ½⟨Ψ|V̂|Ψ⟩; the factor ½ accounts for the work spent polarising the solvent. The orbitals, charges, dipole moment and frequencies of Exercise 1 are therefore those of the polarised, solvated molecule, which is why the dipole moment and the O–H charge separation increase in water.</w:t>
+        <w:t>|Ψ⟩ + ½⟨Ψ|V̂|Ψ⟩, where the factor ½ accounts for the work needed to polarise the solvent. All properties in Exercise 1 (orbitals, charges, dipole moment, frequencies) therefore belong to the polarised molecule in solution, which explains the larger dipole moment and the larger O–H charge separation in water.</w:t>
       </w:r>
     </w:p>
     <w:p>
       <w:r>
-        <w:rPr>
-          <w:b/>
-        </w:rPr>
-        <w:t xml:space="preserve">What the energy contains. </w:t>
-      </w:r>
-      <w:r>
-        <w:t>The solvent term printed as “CPCM Dielectric” is the electrostatic part of the solvation free energy: −0.00746 Eh (−4.68 kcal mol</w:t>
+        <w:t>The “CPCM Dielectric” energy in the output is the electrostatic part of the solvation free energy: −0.00746 Eh (−4.68 kcal mol</w:t>
       </w:r>
       <w:r>
         <w:rPr>
@@ -273,7 +207,7 @@
         <w:t>−1</w:t>
       </w:r>
       <w:r>
-        <w:t>) with B3LYP at the optimised structures. Plain CPCM in ORCA 5 does not add the non-electrostatic terms (cavity formation, dispersion, repulsion); the output states that the cavity-dispersion term is not included.</w:t>
+        <w:t>) with B3LYP. Plain CPCM in ORCA 5 does not include the non-electrostatic terms (cavity formation, dispersion and repulsion), as the output also states.</w:t>
       </w:r>
     </w:p>
     <w:p>
@@ -286,24 +220,7 @@
     </w:p>
     <w:p>
       <w:r>
-        <w:rPr>
-          <w:b/>
-        </w:rPr>
-        <w:t xml:space="preserve">CPCM with the COSMO scaling. </w:t>
-      </w:r>
-      <w:r>
-        <w:t>! CPCMC(solvent) keeps the same model but uses x = 0.5 in f(ε).</w:t>
-      </w:r>
-    </w:p>
-    <w:p>
-      <w:r>
-        <w:rPr>
-          <w:b/>
-        </w:rPr>
-        <w:t xml:space="preserve">SMD. </w:t>
-      </w:r>
-      <w:r>
-        <w:t>The Solvation Model based on Density (Marenich, Cramer and Truhlar) uses the CPCM electrostatics with its own intrinsic radii and adds a non-electrostatic cavity–dispersion–solvent-structure (CDS) term, computed from atomic surface tensions and solvent descriptors (refractive index, hydrogen-bond acidity and basicity, surface tension, aromaticity, halogenicity). It is parameterised against experimental solvation free energies and is the usual choice when ΔG</w:t>
+        <w:t>SMD (Marenich, Cramer and Truhlar) uses the same CPCM electrostatics with its own atomic radii and adds a non-electrostatic term for cavitation, dispersion and solvent structure, calculated from atomic surface tensions and solvent parameters. It is fitted to experimental solvation free energies, so it is the better choice when ΔG</w:t>
       </w:r>
       <w:r>
         <w:rPr>
@@ -317,64 +234,17 @@
     </w:p>
     <w:p>
       <w:r>
-        <w:rPr>
-          <w:b/>
-        </w:rPr>
-        <w:t xml:space="preserve">OpenCOSMO-RS (ORCA 6). </w:t>
-      </w:r>
-      <w:r>
-        <w:t>Starts from the conductor-screening charges and adds a statistical-thermodynamics treatment of the interacting surface segments. It gives solvation free energies in pure solvents and mixtures and their temperature dependence.</w:t>
+        <w:t>openCOSMO-RS (ORCA 6) starts from the screening charges of a conductor calculation and treats the contacts between surface segments of solute and solvent with statistical thermodynamics. It gives solvation free energies in pure solvents and mixtures, including their temperature dependence.</w:t>
       </w:r>
     </w:p>
     <w:p>
       <w:r>
-        <w:rPr>
-          <w:b/>
-        </w:rPr>
-        <w:t xml:space="preserve">Implicit models for xTB. </w:t>
-      </w:r>
-      <w:r>
-        <w:t>For semi-empirical GFN-xTB calculations ORCA passes the solvent to the xtb program: ALPB, ddCOSMO or CPCM-X.</w:t>
+        <w:t>A continuum cannot describe specific interactions such as a hydrogen bond between a water molecule and the OH group of 2-chlorophenol. For this, a few explicit water molecules can be added around the solute, by hand or with the SOLVATOR tool in ORCA 6, and the whole cluster can then be placed in CPCM (cluster–continuum model).</w:t>
       </w:r>
     </w:p>
     <w:p>
       <w:r>
-        <w:rPr>
-          <w:b/>
-        </w:rPr>
-        <w:t xml:space="preserve">Explicit and mixed solvation. </w:t>
-      </w:r>
-      <w:r>
-        <w:t>Specific solute–solvent interactions, such as a water molecule hydrogen-bonded to the OH group of 2-chlorophenol, are not described by a continuum. They can be added as explicit solvent molecules, either placed by hand or automatically with the ORCA SOLVATOR (ORCA 6), and the solvated cluster can itself be embedded in CPCM (cluster–continuum model). Larger explicit solvent shells can be treated with QM/MM, using the ORCA MM module for the solvent, and molecular dynamics with explicit solvent (as in Exercise 6) samples the solvent configurations.</w:t>
-      </w:r>
-    </w:p>
-    <w:p>
-      <w:r>
-        <w:rPr>
-          <w:b/>
-        </w:rPr>
-        <w:t xml:space="preserve">Excited states. </w:t>
-      </w:r>
-      <w:r>
-        <w:t>For TD-DFT, CPCM is applied in linear-response form; vertical excitations are normally computed with non-equilibrium solvation, in which only the electronic polarisation of the solvent (ε</w:t>
-      </w:r>
-      <w:r>
-        <w:rPr>
-          <w:vertAlign w:val="subscript"/>
-        </w:rPr>
-        <w:t>∞</w:t>
-      </w:r>
-      <w:r>
-        <w:t xml:space="preserve"> = n</w:t>
-      </w:r>
-      <w:r>
-        <w:rPr>
-          <w:vertAlign w:val="superscript"/>
-        </w:rPr>
-        <w:t>2</w:t>
-      </w:r>
-      <w:r>
-        <w:t>) follows the fast change of the density.</w:t>
+        <w:t>For a larger explicit solvent shell, ORCA offers QM/MM, where the solute is treated quantum mechanically and the solvent with a force field. Molecular dynamics with explicit solvent, as in Exercise 6, samples many solvent configurations instead of a single averaged one.</w:t>
       </w:r>
     </w:p>
     <w:sectPr>
